--- a/output/publication/methodology.docx
+++ b/output/publication/methodology.docx
@@ -23,7 +23,7 @@
         <w:pStyle w:val="Date"/>
       </w:pPr>
       <w:r>
-        <w:t xml:space="preserve">February 19, 2026</w:t>
+        <w:t xml:space="preserve">March 02, 2026</w:t>
       </w:r>
     </w:p>
     <w:bookmarkStart w:id="21" w:name="introduction"/>
@@ -1349,7 +1349,7 @@
         <w:pStyle w:val="FirstParagraph"/>
       </w:pPr>
       <w:r>
-        <w:t xml:space="preserve">Using 2024 BEA Input-Output tables, the resulting total import content shares are 32.3% for core goods and 28.3% for durables—substantially higher than the direct-only shares of 19.1% and 19.1%, respectively. The difference reflects the substantial indirect import content in goods like pharmaceuticals (18.6% direct, 55.7% total), motor vehicles (25.8% direct, 42.2% total), and personal care products (21.6% direct, 46.4% total).</w:t>
+        <w:t xml:space="preserve">Using 2024 BEA Input-Output tables, the resulting total import content shares are 32.2% for core goods and 28.2% for durables—substantially higher than the direct-only shares of 19.0% and 19.1%, respectively. The difference reflects the substantial indirect import content in goods like pharmaceuticals (18.6% direct, 55.7% total), motor vehicles (25.8% direct, 42.2% total), and personal care products (21.6% direct, 46.4% total).</w:t>
       </w:r>
     </w:p>
     <w:bookmarkEnd w:id="27"/>
@@ -1419,7 +1419,7 @@
         <w:t xml:space="preserve"> </w:t>
       </w:r>
       <w:r>
-        <w:t xml:space="preserve">is the total import content share for the relevant variant (32.3% for core goods, 28.3% for durables), and</w:t>
+        <w:t xml:space="preserve">is the total import content share for the relevant variant (32.2% for core goods, 28.2% for durables), and</w:t>
       </w:r>
       <w:r>
         <w:t xml:space="preserve"> </w:t>
@@ -2265,7 +2265,7 @@
           <w:i/>
           <w:iCs/>
         </w:rPr>
-        <w:t xml:space="preserve">Document generated on 2026-02-19 09:45:26.818974 using R R version 4.5.2 (2025-10-31 ucrt)</w:t>
+        <w:t xml:space="preserve">Document generated on 2026-03-02 14:37:41.34494 using R R version 4.5.2 (2025-10-31 ucrt)</w:t>
       </w:r>
     </w:p>
     <w:bookmarkEnd w:id="34"/>

--- a/output/publication/methodology.docx
+++ b/output/publication/methodology.docx
@@ -23,7 +23,7 @@
         <w:pStyle w:val="Date"/>
       </w:pPr>
       <w:r>
-        <w:t xml:space="preserve">March 02, 2026</w:t>
+        <w:t xml:space="preserve">March 18, 2026</w:t>
       </w:r>
     </w:p>
     <w:bookmarkStart w:id="21" w:name="introduction"/>
@@ -1349,7 +1349,7 @@
         <w:pStyle w:val="FirstParagraph"/>
       </w:pPr>
       <w:r>
-        <w:t xml:space="preserve">Using 2024 BEA Input-Output tables, the resulting total import content shares are 32.2% for core goods and 28.2% for durables—substantially higher than the direct-only shares of 19.0% and 19.1%, respectively. The difference reflects the substantial indirect import content in goods like pharmaceuticals (18.6% direct, 55.7% total), motor vehicles (25.8% direct, 42.2% total), and personal care products (21.6% direct, 46.4% total).</w:t>
+        <w:t xml:space="preserve">Using 2024 BEA Input-Output tables, the resulting total import content shares are 32.1% for core goods and 28.0% for durables—substantially higher than the direct-only shares of 19.0% and 19.0%, respectively. The difference reflects the substantial indirect import content in goods like pharmaceuticals (18.6% direct, 55.7% total), motor vehicles (25.8% direct, 42.2% total), and personal care products (21.6% direct, 46.4% total).</w:t>
       </w:r>
     </w:p>
     <w:bookmarkEnd w:id="27"/>
@@ -1419,7 +1419,7 @@
         <w:t xml:space="preserve"> </w:t>
       </w:r>
       <w:r>
-        <w:t xml:space="preserve">is the total import content share for the relevant variant (32.2% for core goods, 28.2% for durables), and</w:t>
+        <w:t xml:space="preserve">is the total import content share for the relevant variant (32.1% for core goods, 28.0% for durables), and</w:t>
       </w:r>
       <w:r>
         <w:t xml:space="preserve"> </w:t>
@@ -2265,7 +2265,7 @@
           <w:i/>
           <w:iCs/>
         </w:rPr>
-        <w:t xml:space="preserve">Document generated on 2026-03-02 14:37:41.34494 using R R version 4.5.2 (2025-10-31 ucrt)</w:t>
+        <w:t xml:space="preserve">Document generated on 2026-03-18 10:34:58.096321 using R R version 4.5.2 (2025-10-31 ucrt)</w:t>
       </w:r>
     </w:p>
     <w:bookmarkEnd w:id="34"/>

--- a/output/publication/methodology.docx
+++ b/output/publication/methodology.docx
@@ -23,7 +23,7 @@
         <w:pStyle w:val="Date"/>
       </w:pPr>
       <w:r>
-        <w:t xml:space="preserve">March 18, 2026</w:t>
+        <w:t xml:space="preserve">March 20, 2026</w:t>
       </w:r>
     </w:p>
     <w:bookmarkStart w:id="21" w:name="introduction"/>
@@ -2265,7 +2265,7 @@
           <w:i/>
           <w:iCs/>
         </w:rPr>
-        <w:t xml:space="preserve">Document generated on 2026-03-18 10:34:58.096321 using R R version 4.5.2 (2025-10-31 ucrt)</w:t>
+        <w:t xml:space="preserve">Document generated on 2026-03-20 10:35:53.398089 using R R version 4.5.2 (2025-10-31 ucrt)</w:t>
       </w:r>
     </w:p>
     <w:bookmarkEnd w:id="34"/>

--- a/output/publication/methodology.docx
+++ b/output/publication/methodology.docx
@@ -23,7 +23,7 @@
         <w:pStyle w:val="Date"/>
       </w:pPr>
       <w:r>
-        <w:t xml:space="preserve">March 20, 2026</w:t>
+        <w:t xml:space="preserve">March 21, 2026</w:t>
       </w:r>
     </w:p>
     <w:bookmarkStart w:id="21" w:name="introduction"/>
@@ -2265,7 +2265,7 @@
           <w:i/>
           <w:iCs/>
         </w:rPr>
-        <w:t xml:space="preserve">Document generated on 2026-03-20 10:35:53.398089 using R R version 4.5.2 (2025-10-31 ucrt)</w:t>
+        <w:t xml:space="preserve">Document generated on 2026-03-21 11:34:40.208992 using R R version 4.5.2 (2025-10-31 ucrt)</w:t>
       </w:r>
     </w:p>
     <w:bookmarkEnd w:id="34"/>

--- a/output/publication/methodology.docx
+++ b/output/publication/methodology.docx
@@ -23,7 +23,7 @@
         <w:pStyle w:val="Date"/>
       </w:pPr>
       <w:r>
-        <w:t xml:space="preserve">March 21, 2026</w:t>
+        <w:t xml:space="preserve">March 26, 2026</w:t>
       </w:r>
     </w:p>
     <w:bookmarkStart w:id="21" w:name="introduction"/>
@@ -2265,7 +2265,7 @@
           <w:i/>
           <w:iCs/>
         </w:rPr>
-        <w:t xml:space="preserve">Document generated on 2026-03-21 11:34:40.208992 using R R version 4.5.2 (2025-10-31 ucrt)</w:t>
+        <w:t xml:space="preserve">Document generated on 2026-03-26 14:09:15.011137 using R R version 4.5.2 (2025-10-31 ucrt)</w:t>
       </w:r>
     </w:p>
     <w:bookmarkEnd w:id="34"/>

--- a/output/publication/methodology.docx
+++ b/output/publication/methodology.docx
@@ -2265,7 +2265,7 @@
           <w:i/>
           <w:iCs/>
         </w:rPr>
-        <w:t xml:space="preserve">Document generated on 2026-03-26 14:09:15.011137 using R R version 4.5.2 (2025-10-31 ucrt)</w:t>
+        <w:t xml:space="preserve">Document generated on 2026-03-26 14:44:51.751479 using R R version 4.5.2 (2025-10-31 ucrt)</w:t>
       </w:r>
     </w:p>
     <w:bookmarkEnd w:id="34"/>

--- a/output/publication/methodology.docx
+++ b/output/publication/methodology.docx
@@ -23,7 +23,7 @@
         <w:pStyle w:val="Date"/>
       </w:pPr>
       <w:r>
-        <w:t xml:space="preserve">March 26, 2026</w:t>
+        <w:t xml:space="preserve">March 30, 2026</w:t>
       </w:r>
     </w:p>
     <w:bookmarkStart w:id="21" w:name="introduction"/>
@@ -2265,7 +2265,7 @@
           <w:i/>
           <w:iCs/>
         </w:rPr>
-        <w:t xml:space="preserve">Document generated on 2026-03-26 14:44:51.751479 using R R version 4.5.2 (2025-10-31 ucrt)</w:t>
+        <w:t xml:space="preserve">Document generated on 2026-03-30 16:59:06.545909 using R R version 4.5.2 (2025-10-31 ucrt)</w:t>
       </w:r>
     </w:p>
     <w:bookmarkEnd w:id="34"/>

--- a/output/publication/methodology.docx
+++ b/output/publication/methodology.docx
@@ -23,7 +23,7 @@
         <w:pStyle w:val="Date"/>
       </w:pPr>
       <w:r>
-        <w:t xml:space="preserve">March 30, 2026</w:t>
+        <w:t xml:space="preserve">March 31, 2026</w:t>
       </w:r>
     </w:p>
     <w:bookmarkStart w:id="21" w:name="introduction"/>
@@ -2265,7 +2265,7 @@
           <w:i/>
           <w:iCs/>
         </w:rPr>
-        <w:t xml:space="preserve">Document generated on 2026-03-30 16:59:06.545909 using R R version 4.5.2 (2025-10-31 ucrt)</w:t>
+        <w:t xml:space="preserve">Document generated on 2026-03-31 12:09:01.188676 using R R version 4.5.2 (2025-10-31 ucrt)</w:t>
       </w:r>
     </w:p>
     <w:bookmarkEnd w:id="34"/>

--- a/output/publication/methodology.docx
+++ b/output/publication/methodology.docx
@@ -2265,7 +2265,7 @@
           <w:i/>
           <w:iCs/>
         </w:rPr>
-        <w:t xml:space="preserve">Document generated on 2026-03-31 12:09:01.188676 using R R version 4.5.2 (2025-10-31 ucrt)</w:t>
+        <w:t xml:space="preserve">Document generated on 2026-03-31 13:08:28.611119 using R R version 4.5.2 (2025-10-31 ucrt)</w:t>
       </w:r>
     </w:p>
     <w:bookmarkEnd w:id="34"/>

--- a/output/publication/methodology.docx
+++ b/output/publication/methodology.docx
@@ -23,7 +23,7 @@
         <w:pStyle w:val="Date"/>
       </w:pPr>
       <w:r>
-        <w:t xml:space="preserve">March 31, 2026</w:t>
+        <w:t xml:space="preserve">April 01, 2026</w:t>
       </w:r>
     </w:p>
     <w:bookmarkStart w:id="21" w:name="introduction"/>
@@ -2265,7 +2265,7 @@
           <w:i/>
           <w:iCs/>
         </w:rPr>
-        <w:t xml:space="preserve">Document generated on 2026-03-31 13:08:28.611119 using R R version 4.5.2 (2025-10-31 ucrt)</w:t>
+        <w:t xml:space="preserve">Document generated on 2026-04-01 11:36:25.6314 using R R version 4.5.2 (2025-10-31 ucrt)</w:t>
       </w:r>
     </w:p>
     <w:bookmarkEnd w:id="34"/>

--- a/output/publication/methodology.docx
+++ b/output/publication/methodology.docx
@@ -2265,7 +2265,7 @@
           <w:i/>
           <w:iCs/>
         </w:rPr>
-        <w:t xml:space="preserve">Document generated on 2026-04-01 11:36:25.6314 using R R version 4.5.2 (2025-10-31 ucrt)</w:t>
+        <w:t xml:space="preserve">Document generated on 2026-04-01 14:19:22.791845 using R R version 4.5.2 (2025-10-31 ucrt)</w:t>
       </w:r>
     </w:p>
     <w:bookmarkEnd w:id="34"/>

--- a/output/publication/methodology.docx
+++ b/output/publication/methodology.docx
@@ -2265,7 +2265,7 @@
           <w:i/>
           <w:iCs/>
         </w:rPr>
-        <w:t xml:space="preserve">Document generated on 2026-04-01 14:19:22.791845 using R R version 4.5.2 (2025-10-31 ucrt)</w:t>
+        <w:t xml:space="preserve">Document generated on 2026-04-01 19:57:34.687103 using R R version 4.5.2 (2025-10-31 ucrt)</w:t>
       </w:r>
     </w:p>
     <w:bookmarkEnd w:id="34"/>

--- a/output/publication/methodology.docx
+++ b/output/publication/methodology.docx
@@ -23,7 +23,7 @@
         <w:pStyle w:val="Date"/>
       </w:pPr>
       <w:r>
-        <w:t xml:space="preserve">April 01, 2026</w:t>
+        <w:t xml:space="preserve">April 02, 2026</w:t>
       </w:r>
     </w:p>
     <w:bookmarkStart w:id="21" w:name="introduction"/>
@@ -2265,7 +2265,7 @@
           <w:i/>
           <w:iCs/>
         </w:rPr>
-        <w:t xml:space="preserve">Document generated on 2026-04-01 19:57:34.687103 using R R version 4.5.2 (2025-10-31 ucrt)</w:t>
+        <w:t xml:space="preserve">Document generated on 2026-04-02 08:32:41.825429 using R R version 4.5.2 (2025-10-31 ucrt)</w:t>
       </w:r>
     </w:p>
     <w:bookmarkEnd w:id="34"/>
